--- a/GAN_Final_Doc_PadmaSri.docx
+++ b/GAN_Final_Doc_PadmaSri.docx
@@ -4,9 +4,12 @@
   <w:body>
     <w:p>
       <w:pPr>
-        <w:pStyle w:val="Title"/>
-        <w:rPr>
-          <w:rFonts w:ascii="Times New Roman" w:hAnsi="Times New Roman"/>
+        <w:jc w:val="center"/>
+        <w:rPr>
+          <w:rFonts w:ascii="Times New Roman" w:hAnsi="Times New Roman"/>
+          <w:b/>
+          <w:bCs/>
+          <w:color w:val="7030A0"/>
           <w:sz w:val="32"/>
           <w:szCs w:val="32"/>
         </w:rPr>
@@ -14,29 +17,33 @@
       <w:r>
         <w:rPr>
           <w:rFonts w:ascii="Times New Roman" w:hAnsi="Times New Roman"/>
+          <w:b/>
+          <w:bCs/>
+          <w:color w:val="7030A0"/>
           <w:sz w:val="32"/>
           <w:szCs w:val="32"/>
         </w:rPr>
-        <w:t>Building GANs and Applying Them to Retinal, Network-Traffic and Sketch Data</w:t>
-      </w:r>
-    </w:p>
-    <w:p>
-      <w:pPr>
-        <w:jc w:val="both"/>
-        <w:rPr>
-          <w:rFonts w:ascii="Times New Roman" w:hAnsi="Times New Roman"/>
-          <w:b/>
-          <w:bCs/>
-        </w:rPr>
-      </w:pPr>
-    </w:p>
-    <w:p>
-      <w:pPr>
-        <w:jc w:val="both"/>
-        <w:rPr>
-          <w:rFonts w:ascii="Times New Roman" w:hAnsi="Times New Roman"/>
-          <w:b/>
-          <w:bCs/>
+        <w:t>Building Generative Adversarial Networks from Scratch and Applying Them to Real-World Problems</w:t>
+      </w:r>
+    </w:p>
+    <w:p>
+      <w:pPr>
+        <w:jc w:val="center"/>
+        <w:rPr>
+          <w:rFonts w:ascii="Times New Roman" w:hAnsi="Times New Roman"/>
+          <w:b/>
+          <w:bCs/>
+        </w:rPr>
+      </w:pPr>
+    </w:p>
+    <w:p>
+      <w:pPr>
+        <w:jc w:val="both"/>
+        <w:rPr>
+          <w:rFonts w:ascii="Times New Roman" w:hAnsi="Times New Roman"/>
+          <w:b/>
+          <w:bCs/>
+          <w:color w:val="3B3838" w:themeColor="background2" w:themeShade="40"/>
           <w:sz w:val="26"/>
           <w:szCs w:val="26"/>
         </w:rPr>
@@ -46,6 +53,7 @@
           <w:rFonts w:ascii="Times New Roman" w:hAnsi="Times New Roman"/>
           <w:b/>
           <w:bCs/>
+          <w:color w:val="3B3838" w:themeColor="background2" w:themeShade="40"/>
           <w:sz w:val="26"/>
           <w:szCs w:val="26"/>
         </w:rPr>
@@ -59,6 +67,7 @@
           <w:rFonts w:ascii="Times New Roman" w:hAnsi="Times New Roman"/>
           <w:b/>
           <w:bCs/>
+          <w:color w:val="3B3838" w:themeColor="background2" w:themeShade="40"/>
           <w:sz w:val="26"/>
           <w:szCs w:val="26"/>
         </w:rPr>
@@ -68,6 +77,7 @@
           <w:rFonts w:ascii="Times New Roman" w:hAnsi="Times New Roman"/>
           <w:b/>
           <w:bCs/>
+          <w:color w:val="3B3838" w:themeColor="background2" w:themeShade="40"/>
           <w:sz w:val="26"/>
           <w:szCs w:val="26"/>
         </w:rPr>
@@ -89,30 +99,11 @@
           <w:rFonts w:ascii="Times New Roman" w:hAnsi="Times New Roman"/>
           <w:b/>
           <w:bCs/>
+          <w:color w:val="3B3838" w:themeColor="background2" w:themeShade="40"/>
           <w:sz w:val="26"/>
           <w:szCs w:val="26"/>
         </w:rPr>
-        <w:t>Github Repo</w:t>
-      </w:r>
-      <w:r>
-        <w:rPr>
-          <w:rFonts w:ascii="Times New Roman" w:hAnsi="Times New Roman"/>
-          <w:b/>
-          <w:bCs/>
-          <w:sz w:val="26"/>
-          <w:szCs w:val="26"/>
-        </w:rPr>
-        <w:t xml:space="preserve"> Link</w:t>
-      </w:r>
-      <w:r>
-        <w:rPr>
-          <w:rFonts w:ascii="Times New Roman" w:hAnsi="Times New Roman"/>
-          <w:b/>
-          <w:bCs/>
-          <w:sz w:val="26"/>
-          <w:szCs w:val="26"/>
-        </w:rPr>
-        <w:t xml:space="preserve">: </w:t>
+        <w:t xml:space="preserve">Github Repo Link: </w:t>
       </w:r>
       <w:hyperlink r:id="rId4" w:history="1">
         <w:r>
@@ -288,9 +279,9 @@
         </w:rPr>
         <w:lastRenderedPageBreak/>
         <w:drawing>
-          <wp:inline distT="0" distB="0" distL="0" distR="0" wp14:anchorId="72F12A29" wp14:editId="33220CB2">
-            <wp:extent cx="1742114" cy="1778000"/>
-            <wp:effectExtent l="0" t="0" r="0" b="0"/>
+          <wp:inline distT="0" distB="0" distL="0" distR="0" wp14:anchorId="72F12A29" wp14:editId="269A6265">
+            <wp:extent cx="2362200" cy="2410860"/>
+            <wp:effectExtent l="0" t="0" r="0" b="8890"/>
             <wp:docPr id="792923841" name="Picture 1"/>
             <wp:cNvGraphicFramePr>
               <a:graphicFrameLocks xmlns:a="http://schemas.openxmlformats.org/drawingml/2006/main" noChangeAspect="1"/>
@@ -311,7 +302,7 @@
                   <pic:spPr>
                     <a:xfrm>
                       <a:off x="0" y="0"/>
-                      <a:ext cx="1760940" cy="1797214"/>
+                      <a:ext cx="2396486" cy="2445852"/>
                     </a:xfrm>
                     <a:prstGeom prst="rect">
                       <a:avLst/>
@@ -413,9 +404,9 @@
           <w:sz w:val="20"/>
         </w:rPr>
         <w:drawing>
-          <wp:inline distT="0" distB="0" distL="0" distR="0" wp14:anchorId="6A36811D" wp14:editId="2D44FF71">
-            <wp:extent cx="2793304" cy="2129175"/>
-            <wp:effectExtent l="0" t="0" r="7620" b="4445"/>
+          <wp:inline distT="0" distB="0" distL="0" distR="0" wp14:anchorId="6A36811D" wp14:editId="1DA91D7D">
+            <wp:extent cx="3185160" cy="2427865"/>
+            <wp:effectExtent l="0" t="0" r="0" b="0"/>
             <wp:docPr id="218681641" name="Picture 1"/>
             <wp:cNvGraphicFramePr>
               <a:graphicFrameLocks xmlns:a="http://schemas.openxmlformats.org/drawingml/2006/main" noChangeAspect="1"/>
@@ -436,7 +427,7 @@
                   <pic:spPr>
                     <a:xfrm>
                       <a:off x="0" y="0"/>
-                      <a:ext cx="2805286" cy="2138309"/>
+                      <a:ext cx="3201538" cy="2440349"/>
                     </a:xfrm>
                     <a:prstGeom prst="rect">
                       <a:avLst/>
@@ -540,9 +531,9 @@
         </w:rPr>
         <w:lastRenderedPageBreak/>
         <w:drawing>
-          <wp:inline distT="0" distB="0" distL="0" distR="0" wp14:anchorId="767EB386" wp14:editId="54C71AF2">
-            <wp:extent cx="3306871" cy="1767743"/>
-            <wp:effectExtent l="0" t="0" r="8255" b="4445"/>
+          <wp:inline distT="0" distB="0" distL="0" distR="0" wp14:anchorId="767EB386" wp14:editId="3633588B">
+            <wp:extent cx="3791707" cy="2026920"/>
+            <wp:effectExtent l="0" t="0" r="0" b="0"/>
             <wp:docPr id="1788411955" name="Picture 1"/>
             <wp:cNvGraphicFramePr>
               <a:graphicFrameLocks xmlns:a="http://schemas.openxmlformats.org/drawingml/2006/main" noChangeAspect="1"/>
@@ -563,7 +554,7 @@
                   <pic:spPr>
                     <a:xfrm>
                       <a:off x="0" y="0"/>
-                      <a:ext cx="3319803" cy="1774656"/>
+                      <a:ext cx="3811621" cy="2037565"/>
                     </a:xfrm>
                     <a:prstGeom prst="rect">
                       <a:avLst/>
@@ -684,9 +675,9 @@
           <w:sz w:val="20"/>
         </w:rPr>
         <w:drawing>
-          <wp:inline distT="0" distB="0" distL="0" distR="0" wp14:anchorId="09D8C56C" wp14:editId="0E023ADC">
-            <wp:extent cx="2703786" cy="1532525"/>
-            <wp:effectExtent l="0" t="0" r="1905" b="0"/>
+          <wp:inline distT="0" distB="0" distL="0" distR="0" wp14:anchorId="09D8C56C" wp14:editId="2E0EC5D1">
+            <wp:extent cx="3322320" cy="1883114"/>
+            <wp:effectExtent l="0" t="0" r="0" b="3175"/>
             <wp:docPr id="1231521618" name="Picture 1"/>
             <wp:cNvGraphicFramePr>
               <a:graphicFrameLocks xmlns:a="http://schemas.openxmlformats.org/drawingml/2006/main" noChangeAspect="1"/>
@@ -707,7 +698,7 @@
                   <pic:spPr>
                     <a:xfrm>
                       <a:off x="0" y="0"/>
-                      <a:ext cx="2715120" cy="1538949"/>
+                      <a:ext cx="3354201" cy="1901184"/>
                     </a:xfrm>
                     <a:prstGeom prst="rect">
                       <a:avLst/>
@@ -2540,7 +2531,6 @@
   <w:style w:type="character" w:default="1" w:styleId="DefaultParagraphFont">
     <w:name w:val="Default Paragraph Font"/>
     <w:uiPriority w:val="1"/>
-    <w:semiHidden/>
     <w:unhideWhenUsed/>
   </w:style>
   <w:style w:type="table" w:default="1" w:styleId="TableNormal">

--- a/GAN_Final_Doc_PadmaSri.docx
+++ b/GAN_Final_Doc_PadmaSri.docx
@@ -58,6 +58,17 @@
           <w:szCs w:val="26"/>
         </w:rPr>
         <w:t xml:space="preserve">Name: Padma Sri Veeramachaneni </w:t>
+      </w:r>
+      <w:r>
+        <w:rPr>
+          <w:rFonts w:ascii="Times New Roman" w:hAnsi="Times New Roman"/>
+          <w:b/>
+          <w:bCs/>
+          <w:color w:val="3B3838" w:themeColor="background2" w:themeShade="40"/>
+          <w:sz w:val="26"/>
+          <w:szCs w:val="26"/>
+        </w:rPr>
+        <w:t xml:space="preserve"> </w:t>
       </w:r>
     </w:p>
     <w:p>
@@ -1169,7 +1180,21 @@
           <w:rFonts w:ascii="Times New Roman" w:hAnsi="Times New Roman"/>
           <w:sz w:val="20"/>
         </w:rPr>
-        <w:t>Figure 8 presents violent imbalance: BENIG has the highest number (2,273,097 flows), and Heartbleed (11), SQL Injection (21) and Infiltration (36) insignificantly show up, therefore the log scale. After training, only the Wednesday file (691,404 rows: 440,031 BENIGN plus DoS Hulk, GoldenEye, slowloris and Slowhttptest) was used as the test sample with a sampled 20,000 rows. As opposed to a crude z-score, the features get run through a Yeo-Johnson power transform which is far more tolerant of the heavy right-skewness of the flow statistics than plain standardisation and then are scaled to lie between -5 and +5 so that rare outliers (and 4,376 infinity and 1,358 missing values) do not upset training.</w:t>
+        <w:t>Figure 8 presents violent imbalance: BENIG has the highest number (2,273,097 flows), and Heartbleed (11), SQL Injection (21) and Infiltration (36) insignificantly show up, therefore the log scale. After training, only the Wednesday file (691,40</w:t>
+      </w:r>
+      <w:r>
+        <w:rPr>
+          <w:rFonts w:ascii="Times New Roman" w:hAnsi="Times New Roman"/>
+          <w:sz w:val="20"/>
+        </w:rPr>
+        <w:t>6</w:t>
+      </w:r>
+      <w:r>
+        <w:rPr>
+          <w:rFonts w:ascii="Times New Roman" w:hAnsi="Times New Roman"/>
+          <w:sz w:val="20"/>
+        </w:rPr>
+        <w:t xml:space="preserve"> rows: 440,031 BENIGN plus DoS Hulk, GoldenEye, slowloris and Slowhttptest) was used as the test sample with a sampled 20,000 rows. As opposed to a crude z-score, the features get run through a Yeo-Johnson power transform which is far more tolerant of the heavy right-skewness of the flow statistics than plain standardisation and then are scaled to lie between -5 and +5 so that rare outliers (and 4,376 infinity and 1,358 missing values) do not upset training.</w:t>
       </w:r>
     </w:p>
     <w:p>
@@ -2531,6 +2556,7 @@
   <w:style w:type="character" w:default="1" w:styleId="DefaultParagraphFont">
     <w:name w:val="Default Paragraph Font"/>
     <w:uiPriority w:val="1"/>
+    <w:semiHidden/>
     <w:unhideWhenUsed/>
   </w:style>
   <w:style w:type="table" w:default="1" w:styleId="TableNormal">
